--- a/ЛР2/ЛР2.docx
+++ b/ЛР2/ЛР2.docx
@@ -2,10 +2,47 @@
 <file path=word/document.xml><?xml version="1.0" encoding="utf-8"?>
 <w:document xmlns:wpc="http://schemas.microsoft.com/office/word/2010/wordprocessingCanvas" xmlns:cx="http://schemas.microsoft.com/office/drawing/2014/chartex" xmlns:cx1="http://schemas.microsoft.com/office/drawing/2015/9/8/chartex" xmlns:cx2="http://schemas.microsoft.com/office/drawing/2015/10/21/chartex" xmlns:cx3="http://schemas.microsoft.com/office/drawing/2016/5/9/chartex" xmlns:cx4="http://schemas.microsoft.com/office/drawing/2016/5/10/chartex" xmlns:cx5="http://schemas.microsoft.com/office/drawing/2016/5/11/chartex" xmlns:cx6="http://schemas.microsoft.com/office/drawing/2016/5/12/chartex" xmlns:cx7="http://schemas.microsoft.com/office/drawing/2016/5/13/chartex" xmlns:cx8="http://schemas.microsoft.com/office/drawing/2016/5/14/chartex" xmlns:mc="http://schemas.openxmlformats.org/markup-compatibility/2006" xmlns:aink="http://schemas.microsoft.com/office/drawing/2016/ink" xmlns:am3d="http://schemas.microsoft.com/office/drawing/2017/model3d" xmlns:o="urn:schemas-microsoft-com:office:office" xmlns:oel="http://schemas.microsoft.com/office/2019/extlst" xmlns:r="http://schemas.openxmlformats.org/officeDocument/2006/relationships" xmlns:m="http://schemas.openxmlformats.org/officeDocument/2006/math" xmlns:v="urn:schemas-microsoft-com:vml" xmlns:wp14="http://schemas.microsoft.com/office/word/2010/wordprocessingDrawing" xmlns:wp="http://schemas.openxmlformats.org/drawingml/2006/wordprocessingDrawing" xmlns:w10="urn:schemas-microsoft-com:office:word" xmlns:w="http://schemas.openxmlformats.org/wordprocessingml/2006/main" xmlns:w14="http://schemas.microsoft.com/office/word/2010/wordml" xmlns:w15="http://schemas.microsoft.com/office/word/2012/wordml" xmlns:w16cex="http://schemas.microsoft.com/office/word/2018/wordml/cex" xmlns:w16cid="http://schemas.microsoft.com/office/word/2016/wordml/cid" xmlns:w16="http://schemas.microsoft.com/office/word/2018/wordml" xmlns:w16sdtdh="http://schemas.microsoft.com/office/word/2020/wordml/sdtdatahash" xmlns:w16se="http://schemas.microsoft.com/office/word/2015/wordml/symex" xmlns:wpg="http://schemas.microsoft.com/office/word/2010/wordprocessingGroup" xmlns:wpi="http://schemas.microsoft.com/office/word/2010/wordprocessingInk" xmlns:wne="http://schemas.microsoft.com/office/word/2006/wordml" xmlns:wps="http://schemas.microsoft.com/office/word/2010/wordprocessingShape" mc:Ignorable="w14 w15 w16se w16cid w16 w16cex w16sdtdh wp14">
   <w:body>
-    <w:p/>
-    <w:p>
-      <w:r>
-        <w:t xml:space="preserve">Сформировать группы </w:t>
+    <w:p>
+      <w:pPr>
+        <w:rPr>
+          <w:lang w:val="en-US"/>
+        </w:rPr>
+      </w:pPr>
+    </w:p>
+    <w:p>
+      <w:pPr>
+        <w:rPr>
+          <w:lang w:val="en-US"/>
+        </w:rPr>
+      </w:pPr>
+      <w:r>
+        <w:t xml:space="preserve">Сформировать </w:t>
+      </w:r>
+      <w:proofErr w:type="gramStart"/>
+      <w:r>
+        <w:t xml:space="preserve">группы </w:t>
+      </w:r>
+      <w:r>
+        <w:rPr>
+          <w:lang w:val="en-US"/>
+        </w:rPr>
+        <w:t xml:space="preserve"> (</w:t>
+      </w:r>
+      <w:proofErr w:type="gramEnd"/>
+      <w:r>
+        <w:rPr>
+          <w:lang w:val="en-US"/>
+        </w:rPr>
+        <w:t>2-3</w:t>
+      </w:r>
+      <w:r>
+        <w:t>человека</w:t>
+      </w:r>
+      <w:r>
+        <w:rPr>
+          <w:lang w:val="en-US"/>
+        </w:rPr>
+        <w:t>)</w:t>
       </w:r>
     </w:p>
     <w:p/>
@@ -125,50 +162,77 @@
           <w:ilvl w:val="0"/>
           <w:numId w:val="1"/>
         </w:numPr>
-      </w:pPr>
-      <w:r>
+        <w:rPr>
+          <w:color w:val="00B050"/>
+        </w:rPr>
+      </w:pPr>
+      <w:r>
+        <w:rPr>
+          <w:color w:val="00B050"/>
+        </w:rPr>
         <w:t xml:space="preserve">Разработка </w:t>
       </w:r>
       <w:r>
+        <w:rPr>
+          <w:color w:val="00B050"/>
+        </w:rPr>
         <w:t xml:space="preserve">приложения </w:t>
       </w:r>
       <w:r>
+        <w:rPr>
+          <w:color w:val="00B050"/>
+        </w:rPr>
         <w:t>(</w:t>
       </w:r>
       <w:r>
         <w:rPr>
+          <w:color w:val="00B050"/>
           <w:lang w:val="en-US"/>
         </w:rPr>
         <w:t>Key</w:t>
       </w:r>
       <w:r>
         <w:rPr>
+          <w:color w:val="00B050"/>
           <w:lang w:val="en-US"/>
         </w:rPr>
         <w:t>s</w:t>
       </w:r>
       <w:r>
+        <w:rPr>
+          <w:color w:val="00B050"/>
+        </w:rPr>
         <w:t xml:space="preserve"> </w:t>
       </w:r>
       <w:r>
         <w:rPr>
+          <w:color w:val="00B050"/>
           <w:lang w:val="en-US"/>
         </w:rPr>
         <w:t>Track</w:t>
       </w:r>
       <w:r>
-        <w:t>)</w:t>
-      </w:r>
-      <w:r>
-        <w:t xml:space="preserve"> </w:t>
-      </w:r>
-      <w:r>
+        <w:rPr>
+          <w:color w:val="00B050"/>
+        </w:rPr>
+        <w:t xml:space="preserve">) </w:t>
+      </w:r>
+      <w:r>
+        <w:rPr>
+          <w:color w:val="00B050"/>
+        </w:rPr>
         <w:t xml:space="preserve">для </w:t>
       </w:r>
       <w:r>
+        <w:rPr>
+          <w:color w:val="00B050"/>
+        </w:rPr>
         <w:t xml:space="preserve">учета </w:t>
       </w:r>
       <w:r>
+        <w:rPr>
+          <w:color w:val="00B050"/>
+        </w:rPr>
         <w:t>ключей от кабинетов</w:t>
       </w:r>
     </w:p>
@@ -180,8 +244,14 @@
           <w:numId w:val="3"/>
         </w:numPr>
         <w:spacing w:before="240"/>
-      </w:pPr>
-      <w:r>
+        <w:rPr>
+          <w:color w:val="00B050"/>
+        </w:rPr>
+      </w:pPr>
+      <w:r>
+        <w:rPr>
+          <w:color w:val="00B050"/>
+        </w:rPr>
         <w:t>Мобильная версия</w:t>
       </w:r>
     </w:p>
@@ -193,14 +263,21 @@
           <w:numId w:val="3"/>
         </w:numPr>
         <w:spacing w:before="240"/>
-      </w:pPr>
-      <w:r>
-        <w:rPr>
+        <w:rPr>
+          <w:color w:val="00B050"/>
+        </w:rPr>
+      </w:pPr>
+      <w:r>
+        <w:rPr>
+          <w:color w:val="00B050"/>
           <w:lang w:val="en-US"/>
         </w:rPr>
         <w:t>Web-</w:t>
       </w:r>
       <w:r>
+        <w:rPr>
+          <w:color w:val="00B050"/>
+        </w:rPr>
         <w:t>интерфейс</w:t>
       </w:r>
     </w:p>
@@ -212,14 +289,21 @@
           <w:numId w:val="3"/>
         </w:numPr>
         <w:spacing w:before="240"/>
-      </w:pPr>
-      <w:r>
-        <w:rPr>
+        <w:rPr>
+          <w:color w:val="00B050"/>
+        </w:rPr>
+      </w:pPr>
+      <w:r>
+        <w:rPr>
+          <w:color w:val="00B050"/>
           <w:lang w:val="en-US"/>
         </w:rPr>
         <w:t>Web-</w:t>
       </w:r>
       <w:r>
+        <w:rPr>
+          <w:color w:val="00B050"/>
+        </w:rPr>
         <w:t>сервер</w:t>
       </w:r>
     </w:p>
@@ -331,17 +415,34 @@
     <w:p>
       <w:pPr>
         <w:pStyle w:val="a7"/>
-        <w:rPr>
-          <w:lang w:val="en-US"/>
-        </w:rPr>
-      </w:pPr>
-    </w:p>
-    <w:p>
-      <w:pPr>
-        <w:pStyle w:val="a7"/>
-        <w:rPr>
-          <w:lang w:val="en-US"/>
-        </w:rPr>
+      </w:pPr>
+    </w:p>
+    <w:p>
+      <w:pPr>
+        <w:pStyle w:val="a7"/>
+        <w:numPr>
+          <w:ilvl w:val="0"/>
+          <w:numId w:val="1"/>
+        </w:numPr>
+        <w:rPr>
+          <w:highlight w:val="green"/>
+        </w:rPr>
+      </w:pPr>
+      <w:r>
+        <w:rPr>
+          <w:highlight w:val="green"/>
+        </w:rPr>
+        <w:t>Свой вариант(согласовать)</w:t>
+      </w:r>
+    </w:p>
+    <w:p>
+      <w:pPr>
+        <w:pStyle w:val="a7"/>
+      </w:pPr>
+    </w:p>
+    <w:p>
+      <w:pPr>
+        <w:pStyle w:val="a7"/>
       </w:pPr>
     </w:p>
     <w:p>
@@ -406,10 +507,7 @@
         <w:t>Установить необходимое ПО</w:t>
       </w:r>
       <w:r>
-        <w:t xml:space="preserve">, </w:t>
-      </w:r>
-      <w:r>
-        <w:t>фреймворки и библиотеки</w:t>
+        <w:t>, фреймворки и библиотеки</w:t>
       </w:r>
     </w:p>
     <w:p>
@@ -525,21 +623,6 @@
       <w:r>
         <w:t>Прототип</w:t>
       </w:r>
-    </w:p>
-    <w:p>
-      <w:pPr>
-        <w:pStyle w:val="a7"/>
-      </w:pPr>
-    </w:p>
-    <w:p>
-      <w:pPr>
-        <w:pStyle w:val="a7"/>
-      </w:pPr>
-    </w:p>
-    <w:p>
-      <w:pPr>
-        <w:pStyle w:val="a7"/>
-      </w:pPr>
     </w:p>
     <w:p/>
     <w:sectPr>
@@ -866,7 +949,7 @@
   <w:abstractNum w:abstractNumId="3" w15:restartNumberingAfterBreak="0">
     <w:nsid w:val="705D7407"/>
     <w:multiLevelType w:val="hybridMultilevel"/>
-    <w:tmpl w:val="FFDEAA90"/>
+    <w:tmpl w:val="DC86AF40"/>
     <w:lvl w:ilvl="0" w:tplc="04190001">
       <w:start w:val="1"/>
       <w:numFmt w:val="bullet"/>
@@ -1683,6 +1766,7 @@
   <w:style w:type="character" w:default="1" w:styleId="a0">
     <w:name w:val="Default Paragraph Font"/>
     <w:uiPriority w:val="1"/>
+    <w:semiHidden/>
     <w:unhideWhenUsed/>
   </w:style>
   <w:style w:type="table" w:default="1" w:styleId="a1">

--- a/ЛР2/ЛР2.docx
+++ b/ЛР2/ЛР2.docx
@@ -16,24 +16,13 @@
         </w:rPr>
       </w:pPr>
       <w:r>
-        <w:t xml:space="preserve">Сформировать </w:t>
-      </w:r>
-      <w:proofErr w:type="gramStart"/>
-      <w:r>
-        <w:t xml:space="preserve">группы </w:t>
+        <w:t xml:space="preserve">Сформировать группы </w:t>
       </w:r>
       <w:r>
         <w:rPr>
           <w:lang w:val="en-US"/>
         </w:rPr>
-        <w:t xml:space="preserve"> (</w:t>
-      </w:r>
-      <w:proofErr w:type="gramEnd"/>
-      <w:r>
-        <w:rPr>
-          <w:lang w:val="en-US"/>
-        </w:rPr>
-        <w:t>2-3</w:t>
+        <w:t xml:space="preserve"> (2-3</w:t>
       </w:r>
       <w:r>
         <w:t>человека</w:t>
@@ -407,9 +396,6 @@
     <w:p>
       <w:pPr>
         <w:pStyle w:val="a7"/>
-        <w:rPr>
-          <w:lang w:val="en-US"/>
-        </w:rPr>
       </w:pPr>
     </w:p>
     <w:p>
@@ -424,6 +410,244 @@
           <w:ilvl w:val="0"/>
           <w:numId w:val="1"/>
         </w:numPr>
+      </w:pPr>
+      <w:r>
+        <w:t>Приложение для проведения контрольных</w:t>
+      </w:r>
+      <w:r>
+        <w:t>/экзаменов</w:t>
+      </w:r>
+      <w:r>
+        <w:t xml:space="preserve"> </w:t>
+      </w:r>
+      <w:r>
+        <w:rPr>
+          <w:lang w:val="en-US"/>
+        </w:rPr>
+        <w:t>online</w:t>
+      </w:r>
+    </w:p>
+    <w:p>
+      <w:pPr>
+        <w:pStyle w:val="a7"/>
+        <w:numPr>
+          <w:ilvl w:val="1"/>
+          <w:numId w:val="1"/>
+        </w:numPr>
+        <w:spacing w:before="240"/>
+        <w:ind w:left="1080"/>
+      </w:pPr>
+      <w:r>
+        <w:rPr>
+          <w:lang w:val="en-US"/>
+        </w:rPr>
+        <w:t>Web-</w:t>
+      </w:r>
+      <w:r>
+        <w:t>интерфейс</w:t>
+      </w:r>
+      <w:r>
+        <w:t xml:space="preserve"> </w:t>
+      </w:r>
+      <w:r>
+        <w:t>Фичи</w:t>
+      </w:r>
+      <w:r>
+        <w:t>:</w:t>
+      </w:r>
+    </w:p>
+    <w:p>
+      <w:pPr>
+        <w:pStyle w:val="a7"/>
+        <w:numPr>
+          <w:ilvl w:val="0"/>
+          <w:numId w:val="6"/>
+        </w:numPr>
+        <w:spacing w:before="240"/>
+        <w:ind w:left="1416"/>
+      </w:pPr>
+      <w:r>
+        <w:t>мониторинг нахождения на сайте)</w:t>
+      </w:r>
+    </w:p>
+    <w:p>
+      <w:pPr>
+        <w:pStyle w:val="a7"/>
+        <w:numPr>
+          <w:ilvl w:val="0"/>
+          <w:numId w:val="6"/>
+        </w:numPr>
+        <w:spacing w:before="240"/>
+        <w:ind w:left="1416"/>
+      </w:pPr>
+      <w:r>
+        <w:t>наблюдение за положением глаз (вебка ноута)</w:t>
+      </w:r>
+    </w:p>
+    <w:p>
+      <w:pPr>
+        <w:pStyle w:val="a7"/>
+        <w:numPr>
+          <w:ilvl w:val="0"/>
+          <w:numId w:val="6"/>
+        </w:numPr>
+        <w:spacing w:before="240"/>
+        <w:ind w:left="1416"/>
+      </w:pPr>
+      <w:r>
+        <w:t>запись экрана</w:t>
+      </w:r>
+    </w:p>
+    <w:p>
+      <w:pPr>
+        <w:pStyle w:val="a7"/>
+        <w:spacing w:before="240"/>
+        <w:ind w:left="1440"/>
+      </w:pPr>
+    </w:p>
+    <w:p>
+      <w:pPr>
+        <w:pStyle w:val="a7"/>
+        <w:numPr>
+          <w:ilvl w:val="1"/>
+          <w:numId w:val="1"/>
+        </w:numPr>
+        <w:spacing w:before="240"/>
+        <w:ind w:left="720" w:firstLine="360"/>
+      </w:pPr>
+      <w:r>
+        <w:rPr>
+          <w:lang w:val="en-US"/>
+        </w:rPr>
+        <w:t>Web-</w:t>
+      </w:r>
+      <w:r>
+        <w:t>сервер</w:t>
+      </w:r>
+      <w:r>
+        <w:t xml:space="preserve"> Фичи:</w:t>
+      </w:r>
+    </w:p>
+    <w:p>
+      <w:pPr>
+        <w:pStyle w:val="a7"/>
+        <w:numPr>
+          <w:ilvl w:val="0"/>
+          <w:numId w:val="7"/>
+        </w:numPr>
+        <w:spacing w:before="240"/>
+      </w:pPr>
+      <w:r>
+        <w:t>Мониторинг времени</w:t>
+      </w:r>
+    </w:p>
+    <w:p>
+      <w:pPr>
+        <w:pStyle w:val="a7"/>
+        <w:numPr>
+          <w:ilvl w:val="0"/>
+          <w:numId w:val="7"/>
+        </w:numPr>
+        <w:spacing w:before="240"/>
+      </w:pPr>
+      <w:r>
+        <w:t>Логин под учеником</w:t>
+      </w:r>
+    </w:p>
+    <w:p>
+      <w:pPr>
+        <w:pStyle w:val="a7"/>
+        <w:numPr>
+          <w:ilvl w:val="0"/>
+          <w:numId w:val="7"/>
+        </w:numPr>
+        <w:spacing w:before="240"/>
+      </w:pPr>
+      <w:r>
+        <w:t>Преподаватель видит экраны студентов</w:t>
+      </w:r>
+    </w:p>
+    <w:p>
+      <w:pPr>
+        <w:pStyle w:val="a7"/>
+        <w:spacing w:before="240"/>
+        <w:ind w:left="1440"/>
+      </w:pPr>
+    </w:p>
+    <w:p>
+      <w:pPr>
+        <w:pStyle w:val="a7"/>
+        <w:numPr>
+          <w:ilvl w:val="0"/>
+          <w:numId w:val="1"/>
+        </w:numPr>
+      </w:pPr>
+      <w:r>
+        <w:t>Приложение для логирования ученика за компом</w:t>
+      </w:r>
+      <w:r>
+        <w:t>.. для КР/тестов онлайн</w:t>
+      </w:r>
+    </w:p>
+    <w:p>
+      <w:pPr>
+        <w:pStyle w:val="a7"/>
+      </w:pPr>
+      <w:r>
+        <w:t>Регистрация</w:t>
+      </w:r>
+    </w:p>
+    <w:p>
+      <w:pPr>
+        <w:pStyle w:val="a7"/>
+      </w:pPr>
+      <w:r>
+        <w:t>Зарегистрировать ученика на компьютере</w:t>
+      </w:r>
+      <w:r>
+        <w:t xml:space="preserve"> (</w:t>
+      </w:r>
+      <w:r>
+        <w:rPr>
+          <w:lang w:val="en-US"/>
+        </w:rPr>
+        <w:t>qr</w:t>
+      </w:r>
+      <w:r>
+        <w:t>/пароль)</w:t>
+      </w:r>
+    </w:p>
+    <w:p>
+      <w:pPr>
+        <w:pStyle w:val="a7"/>
+      </w:pPr>
+      <w:r>
+        <w:t xml:space="preserve">Открыть доступ зарегистрированному к </w:t>
+      </w:r>
+      <w:r>
+        <w:t>тесту</w:t>
+      </w:r>
+    </w:p>
+    <w:p>
+      <w:pPr>
+        <w:pStyle w:val="a7"/>
+      </w:pPr>
+      <w:r>
+        <w:t>Получить результат для ученика</w:t>
+      </w:r>
+    </w:p>
+    <w:p>
+      <w:pPr>
+        <w:pStyle w:val="a7"/>
+      </w:pPr>
+    </w:p>
+    <w:p>
+      <w:pPr>
+        <w:pStyle w:val="a7"/>
+        <w:numPr>
+          <w:ilvl w:val="0"/>
+          <w:numId w:val="1"/>
+        </w:numPr>
         <w:rPr>
           <w:highlight w:val="green"/>
         </w:rPr>
@@ -436,17 +660,13 @@
       </w:r>
     </w:p>
     <w:p>
-      <w:pPr>
-        <w:pStyle w:val="a7"/>
-      </w:pPr>
-    </w:p>
-    <w:p>
-      <w:pPr>
-        <w:pStyle w:val="a7"/>
-      </w:pPr>
-    </w:p>
-    <w:p>
-      <w:r>
+      <w:r>
+        <w:br w:type="page"/>
+      </w:r>
+    </w:p>
+    <w:p>
+      <w:r>
+        <w:lastRenderedPageBreak/>
         <w:t>Для реализации проекта требуется:</w:t>
       </w:r>
     </w:p>
@@ -638,6 +858,205 @@
 <file path=word/numbering.xml><?xml version="1.0" encoding="utf-8"?>
 <w:numbering xmlns:wpc="http://schemas.microsoft.com/office/word/2010/wordprocessingCanvas" xmlns:cx="http://schemas.microsoft.com/office/drawing/2014/chartex" xmlns:cx1="http://schemas.microsoft.com/office/drawing/2015/9/8/chartex" xmlns:cx2="http://schemas.microsoft.com/office/drawing/2015/10/21/chartex" xmlns:cx3="http://schemas.microsoft.com/office/drawing/2016/5/9/chartex" xmlns:cx4="http://schemas.microsoft.com/office/drawing/2016/5/10/chartex" xmlns:cx5="http://schemas.microsoft.com/office/drawing/2016/5/11/chartex" xmlns:cx6="http://schemas.microsoft.com/office/drawing/2016/5/12/chartex" xmlns:cx7="http://schemas.microsoft.com/office/drawing/2016/5/13/chartex" xmlns:cx8="http://schemas.microsoft.com/office/drawing/2016/5/14/chartex" xmlns:mc="http://schemas.openxmlformats.org/markup-compatibility/2006" xmlns:aink="http://schemas.microsoft.com/office/drawing/2016/ink" xmlns:am3d="http://schemas.microsoft.com/office/drawing/2017/model3d" xmlns:o="urn:schemas-microsoft-com:office:office" xmlns:oel="http://schemas.microsoft.com/office/2019/extlst" xmlns:r="http://schemas.openxmlformats.org/officeDocument/2006/relationships" xmlns:m="http://schemas.openxmlformats.org/officeDocument/2006/math" xmlns:v="urn:schemas-microsoft-com:vml" xmlns:wp14="http://schemas.microsoft.com/office/word/2010/wordprocessingDrawing" xmlns:wp="http://schemas.openxmlformats.org/drawingml/2006/wordprocessingDrawing" xmlns:w10="urn:schemas-microsoft-com:office:word" xmlns:w="http://schemas.openxmlformats.org/wordprocessingml/2006/main" xmlns:w14="http://schemas.microsoft.com/office/word/2010/wordml" xmlns:w15="http://schemas.microsoft.com/office/word/2012/wordml" xmlns:w16cex="http://schemas.microsoft.com/office/word/2018/wordml/cex" xmlns:w16cid="http://schemas.microsoft.com/office/word/2016/wordml/cid" xmlns:w16="http://schemas.microsoft.com/office/word/2018/wordml" xmlns:w16sdtdh="http://schemas.microsoft.com/office/word/2020/wordml/sdtdatahash" xmlns:w16se="http://schemas.microsoft.com/office/word/2015/wordml/symex" xmlns:wpg="http://schemas.microsoft.com/office/word/2010/wordprocessingGroup" xmlns:wpi="http://schemas.microsoft.com/office/word/2010/wordprocessingInk" xmlns:wne="http://schemas.microsoft.com/office/word/2006/wordml" xmlns:wps="http://schemas.microsoft.com/office/word/2010/wordprocessingShape" mc:Ignorable="w14 w15 w16se w16cid w16 w16cex w16sdtdh wp14">
   <w:abstractNum w:abstractNumId="0" w15:restartNumberingAfterBreak="0">
+    <w:nsid w:val="0C5F443A"/>
+    <w:multiLevelType w:val="hybridMultilevel"/>
+    <w:tmpl w:val="684492AA"/>
+    <w:lvl w:ilvl="0" w:tplc="0419000F">
+      <w:start w:val="1"/>
+      <w:numFmt w:val="decimal"/>
+      <w:lvlText w:val="%1."/>
+      <w:lvlJc w:val="left"/>
+      <w:pPr>
+        <w:ind w:left="1440" w:hanging="360"/>
+      </w:pPr>
+    </w:lvl>
+    <w:lvl w:ilvl="1" w:tplc="04190019" w:tentative="1">
+      <w:start w:val="1"/>
+      <w:numFmt w:val="lowerLetter"/>
+      <w:lvlText w:val="%2."/>
+      <w:lvlJc w:val="left"/>
+      <w:pPr>
+        <w:ind w:left="2160" w:hanging="360"/>
+      </w:pPr>
+    </w:lvl>
+    <w:lvl w:ilvl="2" w:tplc="0419001B" w:tentative="1">
+      <w:start w:val="1"/>
+      <w:numFmt w:val="lowerRoman"/>
+      <w:lvlText w:val="%3."/>
+      <w:lvlJc w:val="right"/>
+      <w:pPr>
+        <w:ind w:left="2880" w:hanging="180"/>
+      </w:pPr>
+    </w:lvl>
+    <w:lvl w:ilvl="3" w:tplc="0419000F" w:tentative="1">
+      <w:start w:val="1"/>
+      <w:numFmt w:val="decimal"/>
+      <w:lvlText w:val="%4."/>
+      <w:lvlJc w:val="left"/>
+      <w:pPr>
+        <w:ind w:left="3600" w:hanging="360"/>
+      </w:pPr>
+    </w:lvl>
+    <w:lvl w:ilvl="4" w:tplc="04190019" w:tentative="1">
+      <w:start w:val="1"/>
+      <w:numFmt w:val="lowerLetter"/>
+      <w:lvlText w:val="%5."/>
+      <w:lvlJc w:val="left"/>
+      <w:pPr>
+        <w:ind w:left="4320" w:hanging="360"/>
+      </w:pPr>
+    </w:lvl>
+    <w:lvl w:ilvl="5" w:tplc="0419001B" w:tentative="1">
+      <w:start w:val="1"/>
+      <w:numFmt w:val="lowerRoman"/>
+      <w:lvlText w:val="%6."/>
+      <w:lvlJc w:val="right"/>
+      <w:pPr>
+        <w:ind w:left="5040" w:hanging="180"/>
+      </w:pPr>
+    </w:lvl>
+    <w:lvl w:ilvl="6" w:tplc="0419000F" w:tentative="1">
+      <w:start w:val="1"/>
+      <w:numFmt w:val="decimal"/>
+      <w:lvlText w:val="%7."/>
+      <w:lvlJc w:val="left"/>
+      <w:pPr>
+        <w:ind w:left="5760" w:hanging="360"/>
+      </w:pPr>
+    </w:lvl>
+    <w:lvl w:ilvl="7" w:tplc="04190019" w:tentative="1">
+      <w:start w:val="1"/>
+      <w:numFmt w:val="lowerLetter"/>
+      <w:lvlText w:val="%8."/>
+      <w:lvlJc w:val="left"/>
+      <w:pPr>
+        <w:ind w:left="6480" w:hanging="360"/>
+      </w:pPr>
+    </w:lvl>
+    <w:lvl w:ilvl="8" w:tplc="0419001B" w:tentative="1">
+      <w:start w:val="1"/>
+      <w:numFmt w:val="lowerRoman"/>
+      <w:lvlText w:val="%9."/>
+      <w:lvlJc w:val="right"/>
+      <w:pPr>
+        <w:ind w:left="7200" w:hanging="180"/>
+      </w:pPr>
+    </w:lvl>
+  </w:abstractNum>
+  <w:abstractNum w:abstractNumId="1" w15:restartNumberingAfterBreak="0">
+    <w:nsid w:val="301F5DEB"/>
+    <w:multiLevelType w:val="hybridMultilevel"/>
+    <w:tmpl w:val="BC5A4406"/>
+    <w:lvl w:ilvl="0" w:tplc="0419000F">
+      <w:start w:val="1"/>
+      <w:numFmt w:val="decimal"/>
+      <w:lvlText w:val="%1."/>
+      <w:lvlJc w:val="left"/>
+      <w:pPr>
+        <w:ind w:left="1776" w:hanging="360"/>
+      </w:pPr>
+      <w:rPr>
+        <w:rFonts w:hint="default"/>
+      </w:rPr>
+    </w:lvl>
+    <w:lvl w:ilvl="1" w:tplc="FFFFFFFF">
+      <w:start w:val="1"/>
+      <w:numFmt w:val="bullet"/>
+      <w:lvlText w:val="o"/>
+      <w:lvlJc w:val="left"/>
+      <w:pPr>
+        <w:ind w:left="2496" w:hanging="360"/>
+      </w:pPr>
+      <w:rPr>
+        <w:rFonts w:ascii="Courier New" w:hAnsi="Courier New" w:cs="Courier New" w:hint="default"/>
+      </w:rPr>
+    </w:lvl>
+    <w:lvl w:ilvl="2" w:tplc="FFFFFFFF" w:tentative="1">
+      <w:start w:val="1"/>
+      <w:numFmt w:val="bullet"/>
+      <w:lvlText w:val=""/>
+      <w:lvlJc w:val="left"/>
+      <w:pPr>
+        <w:ind w:left="3216" w:hanging="360"/>
+      </w:pPr>
+      <w:rPr>
+        <w:rFonts w:ascii="Wingdings" w:hAnsi="Wingdings" w:hint="default"/>
+      </w:rPr>
+    </w:lvl>
+    <w:lvl w:ilvl="3" w:tplc="FFFFFFFF" w:tentative="1">
+      <w:start w:val="1"/>
+      <w:numFmt w:val="bullet"/>
+      <w:lvlText w:val=""/>
+      <w:lvlJc w:val="left"/>
+      <w:pPr>
+        <w:ind w:left="3936" w:hanging="360"/>
+      </w:pPr>
+      <w:rPr>
+        <w:rFonts w:ascii="Symbol" w:hAnsi="Symbol" w:hint="default"/>
+      </w:rPr>
+    </w:lvl>
+    <w:lvl w:ilvl="4" w:tplc="FFFFFFFF" w:tentative="1">
+      <w:start w:val="1"/>
+      <w:numFmt w:val="bullet"/>
+      <w:lvlText w:val="o"/>
+      <w:lvlJc w:val="left"/>
+      <w:pPr>
+        <w:ind w:left="4656" w:hanging="360"/>
+      </w:pPr>
+      <w:rPr>
+        <w:rFonts w:ascii="Courier New" w:hAnsi="Courier New" w:cs="Courier New" w:hint="default"/>
+      </w:rPr>
+    </w:lvl>
+    <w:lvl w:ilvl="5" w:tplc="FFFFFFFF" w:tentative="1">
+      <w:start w:val="1"/>
+      <w:numFmt w:val="bullet"/>
+      <w:lvlText w:val=""/>
+      <w:lvlJc w:val="left"/>
+      <w:pPr>
+        <w:ind w:left="5376" w:hanging="360"/>
+      </w:pPr>
+      <w:rPr>
+        <w:rFonts w:ascii="Wingdings" w:hAnsi="Wingdings" w:hint="default"/>
+      </w:rPr>
+    </w:lvl>
+    <w:lvl w:ilvl="6" w:tplc="FFFFFFFF" w:tentative="1">
+      <w:start w:val="1"/>
+      <w:numFmt w:val="bullet"/>
+      <w:lvlText w:val=""/>
+      <w:lvlJc w:val="left"/>
+      <w:pPr>
+        <w:ind w:left="6096" w:hanging="360"/>
+      </w:pPr>
+      <w:rPr>
+        <w:rFonts w:ascii="Symbol" w:hAnsi="Symbol" w:hint="default"/>
+      </w:rPr>
+    </w:lvl>
+    <w:lvl w:ilvl="7" w:tplc="FFFFFFFF" w:tentative="1">
+      <w:start w:val="1"/>
+      <w:numFmt w:val="bullet"/>
+      <w:lvlText w:val="o"/>
+      <w:lvlJc w:val="left"/>
+      <w:pPr>
+        <w:ind w:left="6816" w:hanging="360"/>
+      </w:pPr>
+      <w:rPr>
+        <w:rFonts w:ascii="Courier New" w:hAnsi="Courier New" w:cs="Courier New" w:hint="default"/>
+      </w:rPr>
+    </w:lvl>
+    <w:lvl w:ilvl="8" w:tplc="FFFFFFFF" w:tentative="1">
+      <w:start w:val="1"/>
+      <w:numFmt w:val="bullet"/>
+      <w:lvlText w:val=""/>
+      <w:lvlJc w:val="left"/>
+      <w:pPr>
+        <w:ind w:left="7536" w:hanging="360"/>
+      </w:pPr>
+      <w:rPr>
+        <w:rFonts w:ascii="Wingdings" w:hAnsi="Wingdings" w:hint="default"/>
+      </w:rPr>
+    </w:lvl>
+  </w:abstractNum>
+  <w:abstractNum w:abstractNumId="2" w15:restartNumberingAfterBreak="0">
     <w:nsid w:val="32A10BE1"/>
     <w:multiLevelType w:val="hybridMultilevel"/>
     <w:tmpl w:val="D2603C6E"/>
@@ -723,7 +1142,7 @@
       </w:pPr>
     </w:lvl>
   </w:abstractNum>
-  <w:abstractNum w:abstractNumId="1" w15:restartNumberingAfterBreak="0">
+  <w:abstractNum w:abstractNumId="3" w15:restartNumberingAfterBreak="0">
     <w:nsid w:val="5AF6529A"/>
     <w:multiLevelType w:val="hybridMultilevel"/>
     <w:tmpl w:val="234A2D66"/>
@@ -833,7 +1252,7 @@
       </w:rPr>
     </w:lvl>
   </w:abstractNum>
-  <w:abstractNum w:abstractNumId="2" w15:restartNumberingAfterBreak="0">
+  <w:abstractNum w:abstractNumId="4" w15:restartNumberingAfterBreak="0">
     <w:nsid w:val="68D61D4A"/>
     <w:multiLevelType w:val="hybridMultilevel"/>
     <w:tmpl w:val="F6BC3428"/>
@@ -946,10 +1365,10 @@
       </w:rPr>
     </w:lvl>
   </w:abstractNum>
-  <w:abstractNum w:abstractNumId="3" w15:restartNumberingAfterBreak="0">
+  <w:abstractNum w:abstractNumId="5" w15:restartNumberingAfterBreak="0">
     <w:nsid w:val="705D7407"/>
     <w:multiLevelType w:val="hybridMultilevel"/>
-    <w:tmpl w:val="DC86AF40"/>
+    <w:tmpl w:val="35A43A4E"/>
     <w:lvl w:ilvl="0" w:tplc="04190001">
       <w:start w:val="1"/>
       <w:numFmt w:val="bullet"/>
@@ -974,7 +1393,7 @@
         <w:rFonts w:ascii="Courier New" w:hAnsi="Courier New" w:cs="Courier New" w:hint="default"/>
       </w:rPr>
     </w:lvl>
-    <w:lvl w:ilvl="2" w:tplc="04190005" w:tentative="1">
+    <w:lvl w:ilvl="2" w:tplc="04190005">
       <w:start w:val="1"/>
       <w:numFmt w:val="bullet"/>
       <w:lvlText w:val=""/>
@@ -986,7 +1405,7 @@
         <w:rFonts w:ascii="Wingdings" w:hAnsi="Wingdings" w:hint="default"/>
       </w:rPr>
     </w:lvl>
-    <w:lvl w:ilvl="3" w:tplc="04190001" w:tentative="1">
+    <w:lvl w:ilvl="3" w:tplc="04190001">
       <w:start w:val="1"/>
       <w:numFmt w:val="bullet"/>
       <w:lvlText w:val=""/>
@@ -1059,7 +1478,7 @@
       </w:rPr>
     </w:lvl>
   </w:abstractNum>
-  <w:abstractNum w:abstractNumId="4" w15:restartNumberingAfterBreak="0">
+  <w:abstractNum w:abstractNumId="6" w15:restartNumberingAfterBreak="0">
     <w:nsid w:val="7EB66B91"/>
     <w:multiLevelType w:val="hybridMultilevel"/>
     <w:tmpl w:val="D28273E8"/>
@@ -1146,19 +1565,25 @@
     </w:lvl>
   </w:abstractNum>
   <w:num w:numId="1" w16cid:durableId="1310401097">
+    <w:abstractNumId w:val="5"/>
+  </w:num>
+  <w:num w:numId="2" w16cid:durableId="488862418">
+    <w:abstractNumId w:val="2"/>
+  </w:num>
+  <w:num w:numId="3" w16cid:durableId="1531920274">
+    <w:abstractNumId w:val="4"/>
+  </w:num>
+  <w:num w:numId="4" w16cid:durableId="445924830">
     <w:abstractNumId w:val="3"/>
   </w:num>
-  <w:num w:numId="2" w16cid:durableId="488862418">
-    <w:abstractNumId w:val="0"/>
+  <w:num w:numId="5" w16cid:durableId="131482227">
+    <w:abstractNumId w:val="6"/>
   </w:num>
-  <w:num w:numId="3" w16cid:durableId="1531920274">
-    <w:abstractNumId w:val="2"/>
-  </w:num>
-  <w:num w:numId="4" w16cid:durableId="445924830">
+  <w:num w:numId="6" w16cid:durableId="1199511989">
     <w:abstractNumId w:val="1"/>
   </w:num>
-  <w:num w:numId="5" w16cid:durableId="131482227">
-    <w:abstractNumId w:val="4"/>
+  <w:num w:numId="7" w16cid:durableId="965354401">
+    <w:abstractNumId w:val="0"/>
   </w:num>
 </w:numbering>
 </file>
